--- a/TFG/abstract definitivo.docx
+++ b/TFG/abstract definitivo.docx
@@ -20,17 +20,19 @@
           <w:sz w:val="20"/>
           <w:szCs w:val="20"/>
         </w:rPr>
-        <w:t>El consumo de bebidas vegetales</w:t>
-      </w:r>
-      <w:r>
-        <w:rPr>
-          <w:rFonts w:ascii="Palatino Linotype" w:hAnsi="Palatino Linotype"/>
-          <w:color w:val="000000"/>
-          <w:sz w:val="20"/>
-          <w:szCs w:val="20"/>
-        </w:rPr>
-        <w:t xml:space="preserve"> como alternativa a la leche de vaca</w:t>
-      </w:r>
+        <w:t xml:space="preserve">El consumo de bebidas vegetales como alternativa a la leche de vaca ha aumentado durante los últimos años, aunque presentan una notable heterogeneidad nutricional. El objetivo de este estudio fue realizar un análisis comparativo del valor energético y el contenido de grasas totales, grasas saturadas, azúcares y proteínas entre la leche de vaca y bebidas vegetales de soja, avena y almendra utilizando datos disponibles en Open </w:t>
+      </w:r>
+      <w:proofErr w:type="spellStart"/>
+      <w:r>
+        <w:rPr>
+          <w:rFonts w:ascii="Palatino Linotype" w:hAnsi="Palatino Linotype"/>
+          <w:color w:val="000000"/>
+          <w:sz w:val="20"/>
+          <w:szCs w:val="20"/>
+        </w:rPr>
+        <w:t>Food</w:t>
+      </w:r>
+      <w:proofErr w:type="spellEnd"/>
       <w:r>
         <w:rPr>
           <w:rFonts w:ascii="Palatino Linotype" w:hAnsi="Palatino Linotype"/>
@@ -40,168 +42,6 @@
         </w:rPr>
         <w:t xml:space="preserve"> </w:t>
       </w:r>
-      <w:r>
-        <w:rPr>
-          <w:rFonts w:ascii="Palatino Linotype" w:hAnsi="Palatino Linotype"/>
-          <w:color w:val="000000"/>
-          <w:sz w:val="20"/>
-          <w:szCs w:val="20"/>
-        </w:rPr>
-        <w:t xml:space="preserve">ha aumentado durante los últimos años, </w:t>
-      </w:r>
-      <w:r>
-        <w:rPr>
-          <w:rFonts w:ascii="Palatino Linotype" w:hAnsi="Palatino Linotype"/>
-          <w:color w:val="000000"/>
-          <w:sz w:val="20"/>
-          <w:szCs w:val="20"/>
-        </w:rPr>
-        <w:t>aunqu</w:t>
-      </w:r>
-      <w:r>
-        <w:rPr>
-          <w:rFonts w:ascii="Palatino Linotype" w:hAnsi="Palatino Linotype"/>
-          <w:color w:val="000000"/>
-          <w:sz w:val="20"/>
-          <w:szCs w:val="20"/>
-        </w:rPr>
-        <w:t xml:space="preserve">e </w:t>
-      </w:r>
-      <w:r>
-        <w:rPr>
-          <w:rFonts w:ascii="Palatino Linotype" w:hAnsi="Palatino Linotype"/>
-          <w:color w:val="000000"/>
-          <w:sz w:val="20"/>
-          <w:szCs w:val="20"/>
-        </w:rPr>
-        <w:t>presentan</w:t>
-      </w:r>
-      <w:r>
-        <w:rPr>
-          <w:rFonts w:ascii="Palatino Linotype" w:hAnsi="Palatino Linotype"/>
-          <w:color w:val="000000"/>
-          <w:sz w:val="20"/>
-          <w:szCs w:val="20"/>
-        </w:rPr>
-        <w:t xml:space="preserve"> una notable heterogeneidad nutricional. </w:t>
-      </w:r>
-      <w:r>
-        <w:rPr>
-          <w:rFonts w:ascii="Palatino Linotype" w:hAnsi="Palatino Linotype"/>
-          <w:color w:val="000000"/>
-          <w:sz w:val="20"/>
-          <w:szCs w:val="20"/>
-        </w:rPr>
-        <w:t xml:space="preserve">El objetivo de este estudio fue realizar un análisis </w:t>
-      </w:r>
-      <w:r>
-        <w:rPr>
-          <w:rFonts w:ascii="Palatino Linotype" w:hAnsi="Palatino Linotype"/>
-          <w:color w:val="000000"/>
-          <w:sz w:val="20"/>
-          <w:szCs w:val="20"/>
-        </w:rPr>
-        <w:t>comparativo d</w:t>
-      </w:r>
-      <w:r>
-        <w:rPr>
-          <w:rFonts w:ascii="Palatino Linotype" w:hAnsi="Palatino Linotype"/>
-          <w:color w:val="000000"/>
-          <w:sz w:val="20"/>
-          <w:szCs w:val="20"/>
-        </w:rPr>
-        <w:t>el valor energético y el contenido de grasas totales, grasas saturadas, azúcares y proteínas entre</w:t>
-      </w:r>
-      <w:r>
-        <w:rPr>
-          <w:rFonts w:ascii="Palatino Linotype" w:hAnsi="Palatino Linotype"/>
-          <w:color w:val="000000"/>
-          <w:sz w:val="20"/>
-          <w:szCs w:val="20"/>
-        </w:rPr>
-        <w:t xml:space="preserve"> la</w:t>
-      </w:r>
-      <w:r>
-        <w:rPr>
-          <w:rFonts w:ascii="Palatino Linotype" w:hAnsi="Palatino Linotype"/>
-          <w:color w:val="000000"/>
-          <w:sz w:val="20"/>
-          <w:szCs w:val="20"/>
-        </w:rPr>
-        <w:t xml:space="preserve"> leche de vaca y bebidas</w:t>
-      </w:r>
-      <w:r>
-        <w:rPr>
-          <w:rFonts w:ascii="Palatino Linotype" w:hAnsi="Palatino Linotype"/>
-          <w:color w:val="000000"/>
-          <w:sz w:val="20"/>
-          <w:szCs w:val="20"/>
-        </w:rPr>
-        <w:t xml:space="preserve"> vegetales</w:t>
-      </w:r>
-      <w:r>
-        <w:rPr>
-          <w:rFonts w:ascii="Palatino Linotype" w:hAnsi="Palatino Linotype"/>
-          <w:color w:val="000000"/>
-          <w:sz w:val="20"/>
-          <w:szCs w:val="20"/>
-        </w:rPr>
-        <w:t xml:space="preserve"> de soja, avena y</w:t>
-      </w:r>
-      <w:r>
-        <w:rPr>
-          <w:rFonts w:ascii="Palatino Linotype" w:hAnsi="Palatino Linotype"/>
-          <w:color w:val="000000"/>
-          <w:sz w:val="20"/>
-          <w:szCs w:val="20"/>
-        </w:rPr>
-        <w:t xml:space="preserve"> </w:t>
-      </w:r>
-      <w:r>
-        <w:rPr>
-          <w:rFonts w:ascii="Palatino Linotype" w:hAnsi="Palatino Linotype"/>
-          <w:color w:val="000000"/>
-          <w:sz w:val="20"/>
-          <w:szCs w:val="20"/>
-        </w:rPr>
-        <w:t>almendra utilizando datos</w:t>
-      </w:r>
-      <w:r>
-        <w:rPr>
-          <w:rFonts w:ascii="Palatino Linotype" w:hAnsi="Palatino Linotype"/>
-          <w:color w:val="000000"/>
-          <w:sz w:val="20"/>
-          <w:szCs w:val="20"/>
-        </w:rPr>
-        <w:t xml:space="preserve"> disponibles</w:t>
-      </w:r>
-      <w:r>
-        <w:rPr>
-          <w:rFonts w:ascii="Palatino Linotype" w:hAnsi="Palatino Linotype"/>
-          <w:color w:val="000000"/>
-          <w:sz w:val="20"/>
-          <w:szCs w:val="20"/>
-        </w:rPr>
-        <w:t xml:space="preserve"> </w:t>
-      </w:r>
-      <w:r>
-        <w:rPr>
-          <w:rFonts w:ascii="Palatino Linotype" w:hAnsi="Palatino Linotype"/>
-          <w:color w:val="000000"/>
-          <w:sz w:val="20"/>
-          <w:szCs w:val="20"/>
-        </w:rPr>
-        <w:t>en</w:t>
-      </w:r>
-      <w:r>
-        <w:rPr>
-          <w:rFonts w:ascii="Palatino Linotype" w:hAnsi="Palatino Linotype"/>
-          <w:color w:val="000000"/>
-          <w:sz w:val="20"/>
-          <w:szCs w:val="20"/>
-        </w:rPr>
-        <w:t xml:space="preserve"> Open </w:t>
-      </w:r>
       <w:proofErr w:type="spellStart"/>
       <w:r>
         <w:rPr>
@@ -210,7 +50,7 @@
           <w:sz w:val="20"/>
           <w:szCs w:val="20"/>
         </w:rPr>
-        <w:t>Food</w:t>
+        <w:t>Facts</w:t>
       </w:r>
       <w:proofErr w:type="spellEnd"/>
       <w:r>
@@ -220,117 +60,7 @@
           <w:sz w:val="20"/>
           <w:szCs w:val="20"/>
         </w:rPr>
-        <w:t xml:space="preserve"> </w:t>
-      </w:r>
-      <w:proofErr w:type="spellStart"/>
-      <w:r>
-        <w:rPr>
-          <w:rFonts w:ascii="Palatino Linotype" w:hAnsi="Palatino Linotype"/>
-          <w:color w:val="000000"/>
-          <w:sz w:val="20"/>
-          <w:szCs w:val="20"/>
-        </w:rPr>
-        <w:t>Facts</w:t>
-      </w:r>
-      <w:proofErr w:type="spellEnd"/>
-      <w:r>
-        <w:rPr>
-          <w:rFonts w:ascii="Palatino Linotype" w:hAnsi="Palatino Linotype"/>
-          <w:color w:val="000000"/>
-          <w:sz w:val="20"/>
-          <w:szCs w:val="20"/>
-        </w:rPr>
-        <w:t xml:space="preserve">. </w:t>
-      </w:r>
-      <w:r>
-        <w:rPr>
-          <w:rFonts w:ascii="Palatino Linotype" w:hAnsi="Palatino Linotype"/>
-          <w:color w:val="000000"/>
-          <w:sz w:val="20"/>
-          <w:szCs w:val="20"/>
-        </w:rPr>
-        <w:t>Después de realizar procesos de limpieza y depuración</w:t>
-      </w:r>
-      <w:r>
-        <w:rPr>
-          <w:rFonts w:ascii="Palatino Linotype" w:hAnsi="Palatino Linotype"/>
-          <w:color w:val="000000"/>
-          <w:sz w:val="20"/>
-          <w:szCs w:val="20"/>
-        </w:rPr>
-        <w:t xml:space="preserve"> de datos</w:t>
-      </w:r>
-      <w:r>
-        <w:rPr>
-          <w:rFonts w:ascii="Palatino Linotype" w:hAnsi="Palatino Linotype"/>
-          <w:color w:val="000000"/>
-          <w:sz w:val="20"/>
-          <w:szCs w:val="20"/>
-        </w:rPr>
-        <w:t>, el análisis incluyó</w:t>
-      </w:r>
-      <w:r>
-        <w:rPr>
-          <w:rFonts w:ascii="Palatino Linotype" w:hAnsi="Palatino Linotype"/>
-          <w:color w:val="000000"/>
-          <w:sz w:val="20"/>
-          <w:szCs w:val="20"/>
-        </w:rPr>
-        <w:t xml:space="preserve"> 51 productos. Se realizaron análisis descriptivos y estadístic</w:t>
-      </w:r>
-      <w:r>
-        <w:rPr>
-          <w:rFonts w:ascii="Palatino Linotype" w:hAnsi="Palatino Linotype"/>
-          <w:color w:val="000000"/>
-          <w:sz w:val="20"/>
-          <w:szCs w:val="20"/>
-        </w:rPr>
-        <w:t>o</w:t>
-      </w:r>
-      <w:r>
-        <w:rPr>
-          <w:rFonts w:ascii="Palatino Linotype" w:hAnsi="Palatino Linotype"/>
-          <w:color w:val="000000"/>
-          <w:sz w:val="20"/>
-          <w:szCs w:val="20"/>
-        </w:rPr>
-        <w:t>s mediante</w:t>
-      </w:r>
-      <w:r>
-        <w:rPr>
-          <w:rFonts w:ascii="Palatino Linotype" w:hAnsi="Palatino Linotype"/>
-          <w:color w:val="000000"/>
-          <w:sz w:val="20"/>
-          <w:szCs w:val="20"/>
-        </w:rPr>
-        <w:t xml:space="preserve"> la prueba</w:t>
-      </w:r>
-      <w:r>
-        <w:rPr>
-          <w:rFonts w:ascii="Palatino Linotype" w:hAnsi="Palatino Linotype"/>
-          <w:color w:val="000000"/>
-          <w:sz w:val="20"/>
-          <w:szCs w:val="20"/>
-        </w:rPr>
-        <w:t xml:space="preserve"> </w:t>
-      </w:r>
-      <w:r>
-        <w:rPr>
-          <w:rFonts w:ascii="Palatino Linotype" w:hAnsi="Palatino Linotype"/>
-          <w:color w:val="000000"/>
-          <w:sz w:val="20"/>
-          <w:szCs w:val="20"/>
-        </w:rPr>
-        <w:t xml:space="preserve">de </w:t>
-      </w:r>
-      <w:r>
-        <w:rPr>
-          <w:rFonts w:ascii="Palatino Linotype" w:hAnsi="Palatino Linotype"/>
-          <w:color w:val="000000"/>
-          <w:sz w:val="20"/>
-          <w:szCs w:val="20"/>
-        </w:rPr>
-        <w:t>Kruskal</w:t>
+        <w:t>. Después de realizar procesos de limpieza y depuración de datos, el análisis incluyó 51 productos. Se realizaron análisis descriptivos y estadísticos mediante la prueba de Kruskal</w:t>
       </w:r>
       <w:r>
         <w:rPr>
@@ -340,25 +70,7 @@
           <w:szCs w:val="20"/>
         </w:rPr>
         <w:noBreakHyphen/>
-        <w:t xml:space="preserve">Wallis y pruebas post hoc de Dunn con </w:t>
-      </w:r>
-      <w:r>
-        <w:rPr>
-          <w:rFonts w:ascii="Palatino Linotype" w:hAnsi="Palatino Linotype"/>
-          <w:color w:val="000000"/>
-          <w:sz w:val="20"/>
-          <w:szCs w:val="20"/>
-        </w:rPr>
-        <w:t xml:space="preserve">la </w:t>
-      </w:r>
-      <w:r>
-        <w:rPr>
-          <w:rFonts w:ascii="Palatino Linotype" w:hAnsi="Palatino Linotype"/>
-          <w:color w:val="000000"/>
-          <w:sz w:val="20"/>
-          <w:szCs w:val="20"/>
-        </w:rPr>
-        <w:t>corrección de Benjamini</w:t>
+        <w:t>Wallis y pruebas post hoc de Dunn con la corrección de Benjamini</w:t>
       </w:r>
       <w:r>
         <w:rPr>
@@ -368,25 +80,7 @@
           <w:szCs w:val="20"/>
         </w:rPr>
         <w:noBreakHyphen/>
-        <w:t xml:space="preserve">Hochberg. </w:t>
-      </w:r>
-      <w:r>
-        <w:rPr>
-          <w:rFonts w:ascii="Palatino Linotype" w:hAnsi="Palatino Linotype"/>
-          <w:color w:val="000000"/>
-          <w:sz w:val="20"/>
-          <w:szCs w:val="20"/>
-        </w:rPr>
-        <w:t>Asimismo</w:t>
-      </w:r>
-      <w:r>
-        <w:rPr>
-          <w:rFonts w:ascii="Palatino Linotype" w:hAnsi="Palatino Linotype"/>
-          <w:color w:val="000000"/>
-          <w:sz w:val="20"/>
-          <w:szCs w:val="20"/>
-        </w:rPr>
-        <w:t xml:space="preserve">, se desarrolló un </w:t>
+        <w:t xml:space="preserve">Hochberg. Asimismo, se desarrolló un </w:t>
       </w:r>
       <w:proofErr w:type="spellStart"/>
       <w:r>
@@ -408,259 +102,7 @@
           <w:sz w:val="20"/>
           <w:szCs w:val="20"/>
         </w:rPr>
-        <w:t xml:space="preserve"> nutricional estandarizado para </w:t>
-      </w:r>
-      <w:r>
-        <w:rPr>
-          <w:rFonts w:ascii="Palatino Linotype" w:hAnsi="Palatino Linotype"/>
-          <w:color w:val="000000"/>
-          <w:sz w:val="20"/>
-          <w:szCs w:val="20"/>
-        </w:rPr>
-        <w:t>poder evaluar</w:t>
-      </w:r>
-      <w:r>
-        <w:rPr>
-          <w:rFonts w:ascii="Palatino Linotype" w:hAnsi="Palatino Linotype"/>
-          <w:color w:val="000000"/>
-          <w:sz w:val="20"/>
-          <w:szCs w:val="20"/>
-        </w:rPr>
-        <w:t xml:space="preserve"> el perfil nutricional global</w:t>
-      </w:r>
-      <w:r>
-        <w:rPr>
-          <w:rFonts w:ascii="Palatino Linotype" w:hAnsi="Palatino Linotype"/>
-          <w:color w:val="000000"/>
-          <w:sz w:val="20"/>
-          <w:szCs w:val="20"/>
-        </w:rPr>
-        <w:t xml:space="preserve"> de las bebidas analizadas.</w:t>
-      </w:r>
-      <w:r>
-        <w:rPr>
-          <w:rFonts w:ascii="Palatino Linotype" w:hAnsi="Palatino Linotype"/>
-          <w:color w:val="000000"/>
-          <w:sz w:val="20"/>
-          <w:szCs w:val="20"/>
-        </w:rPr>
-        <w:t xml:space="preserve"> </w:t>
-      </w:r>
-      <w:r>
-        <w:rPr>
-          <w:rFonts w:ascii="Palatino Linotype" w:hAnsi="Palatino Linotype"/>
-          <w:color w:val="000000"/>
-          <w:sz w:val="20"/>
-          <w:szCs w:val="20"/>
-        </w:rPr>
-        <w:t xml:space="preserve">Los resultados indicaron </w:t>
-      </w:r>
-      <w:r>
-        <w:rPr>
-          <w:rFonts w:ascii="Palatino Linotype" w:hAnsi="Palatino Linotype"/>
-          <w:color w:val="000000"/>
-          <w:sz w:val="20"/>
-          <w:szCs w:val="20"/>
-        </w:rPr>
-        <w:t>diferencias significativas</w:t>
-      </w:r>
-      <w:r>
-        <w:rPr>
-          <w:rFonts w:ascii="Palatino Linotype" w:hAnsi="Palatino Linotype"/>
-          <w:color w:val="000000"/>
-          <w:sz w:val="20"/>
-          <w:szCs w:val="20"/>
-        </w:rPr>
-        <w:t xml:space="preserve"> </w:t>
-      </w:r>
-      <w:r>
-        <w:rPr>
-          <w:rFonts w:ascii="Palatino Linotype" w:hAnsi="Palatino Linotype"/>
-          <w:color w:val="000000"/>
-          <w:sz w:val="20"/>
-          <w:szCs w:val="20"/>
-        </w:rPr>
-        <w:t xml:space="preserve">en </w:t>
-      </w:r>
-      <w:r>
-        <w:rPr>
-          <w:rFonts w:ascii="Palatino Linotype" w:hAnsi="Palatino Linotype"/>
-          <w:color w:val="000000"/>
-          <w:sz w:val="20"/>
-          <w:szCs w:val="20"/>
-        </w:rPr>
-        <w:t>el contenido proteico</w:t>
-      </w:r>
-      <w:r>
-        <w:rPr>
-          <w:rFonts w:ascii="Palatino Linotype" w:hAnsi="Palatino Linotype"/>
-          <w:color w:val="000000"/>
-          <w:sz w:val="20"/>
-          <w:szCs w:val="20"/>
-        </w:rPr>
-        <w:t xml:space="preserve"> y grasas saturadas</w:t>
-      </w:r>
-      <w:r>
-        <w:rPr>
-          <w:rFonts w:ascii="Palatino Linotype" w:hAnsi="Palatino Linotype"/>
-          <w:color w:val="000000"/>
-          <w:sz w:val="20"/>
-          <w:szCs w:val="20"/>
-        </w:rPr>
-        <w:t>. Las bebidas de soja mostraron un contenido proteico muy similar al de la leche de vaca</w:t>
-      </w:r>
-      <w:r>
-        <w:rPr>
-          <w:rFonts w:ascii="Palatino Linotype" w:hAnsi="Palatino Linotype"/>
-          <w:color w:val="000000"/>
-          <w:sz w:val="20"/>
-          <w:szCs w:val="20"/>
-        </w:rPr>
-        <w:t xml:space="preserve">, </w:t>
-      </w:r>
-      <w:r>
-        <w:rPr>
-          <w:rFonts w:ascii="Palatino Linotype" w:hAnsi="Palatino Linotype"/>
-          <w:color w:val="000000"/>
-          <w:sz w:val="20"/>
-          <w:szCs w:val="20"/>
-        </w:rPr>
-        <w:t>al contrario de</w:t>
-      </w:r>
-      <w:r>
-        <w:rPr>
-          <w:rFonts w:ascii="Palatino Linotype" w:hAnsi="Palatino Linotype"/>
-          <w:color w:val="000000"/>
-          <w:sz w:val="20"/>
-          <w:szCs w:val="20"/>
-        </w:rPr>
-        <w:t xml:space="preserve"> </w:t>
-      </w:r>
-      <w:r>
-        <w:rPr>
-          <w:rFonts w:ascii="Palatino Linotype" w:hAnsi="Palatino Linotype"/>
-          <w:color w:val="000000"/>
-          <w:sz w:val="20"/>
-          <w:szCs w:val="20"/>
-        </w:rPr>
-        <w:t xml:space="preserve">las bebidas de </w:t>
-      </w:r>
-      <w:r>
-        <w:rPr>
-          <w:rFonts w:ascii="Palatino Linotype" w:hAnsi="Palatino Linotype"/>
-          <w:color w:val="000000"/>
-          <w:sz w:val="20"/>
-          <w:szCs w:val="20"/>
-        </w:rPr>
-        <w:t>avena y almendra</w:t>
-      </w:r>
-      <w:r>
-        <w:rPr>
-          <w:rFonts w:ascii="Palatino Linotype" w:hAnsi="Palatino Linotype"/>
-          <w:color w:val="000000"/>
-          <w:sz w:val="20"/>
-          <w:szCs w:val="20"/>
-        </w:rPr>
-        <w:t>, que</w:t>
-      </w:r>
-      <w:r>
-        <w:rPr>
-          <w:rFonts w:ascii="Palatino Linotype" w:hAnsi="Palatino Linotype"/>
-          <w:color w:val="000000"/>
-          <w:sz w:val="20"/>
-          <w:szCs w:val="20"/>
-        </w:rPr>
-        <w:t xml:space="preserve"> presentaron valores inferiores</w:t>
-      </w:r>
-      <w:r>
-        <w:rPr>
-          <w:rFonts w:ascii="Palatino Linotype" w:hAnsi="Palatino Linotype"/>
-          <w:color w:val="000000"/>
-          <w:sz w:val="20"/>
-          <w:szCs w:val="20"/>
-        </w:rPr>
-        <w:t>. Por su lado, la</w:t>
-      </w:r>
-      <w:r>
-        <w:rPr>
-          <w:rFonts w:ascii="Palatino Linotype" w:hAnsi="Palatino Linotype"/>
-          <w:color w:val="000000"/>
-          <w:sz w:val="20"/>
-          <w:szCs w:val="20"/>
-        </w:rPr>
-        <w:t xml:space="preserve"> leche de vaca </w:t>
-      </w:r>
-      <w:r>
-        <w:rPr>
-          <w:rFonts w:ascii="Palatino Linotype" w:hAnsi="Palatino Linotype"/>
-          <w:color w:val="000000"/>
-          <w:sz w:val="20"/>
-          <w:szCs w:val="20"/>
-        </w:rPr>
-        <w:t>presentó</w:t>
-      </w:r>
-      <w:r>
-        <w:rPr>
-          <w:rFonts w:ascii="Palatino Linotype" w:hAnsi="Palatino Linotype"/>
-          <w:color w:val="000000"/>
-          <w:sz w:val="20"/>
-          <w:szCs w:val="20"/>
-        </w:rPr>
-        <w:t xml:space="preserve"> un contenido </w:t>
-      </w:r>
-      <w:r>
-        <w:rPr>
-          <w:rFonts w:ascii="Palatino Linotype" w:hAnsi="Palatino Linotype"/>
-          <w:color w:val="000000"/>
-          <w:sz w:val="20"/>
-          <w:szCs w:val="20"/>
-        </w:rPr>
-        <w:t xml:space="preserve">significativamente </w:t>
-      </w:r>
-      <w:r>
-        <w:rPr>
-          <w:rFonts w:ascii="Palatino Linotype" w:hAnsi="Palatino Linotype"/>
-          <w:color w:val="000000"/>
-          <w:sz w:val="20"/>
-          <w:szCs w:val="20"/>
-        </w:rPr>
-        <w:t xml:space="preserve">mayor de grasas saturadas </w:t>
-      </w:r>
-      <w:r>
-        <w:rPr>
-          <w:rFonts w:ascii="Palatino Linotype" w:hAnsi="Palatino Linotype"/>
-          <w:color w:val="000000"/>
-          <w:sz w:val="20"/>
-          <w:szCs w:val="20"/>
-        </w:rPr>
-        <w:t>frente a las bebidas de</w:t>
-      </w:r>
-      <w:r>
-        <w:rPr>
-          <w:rFonts w:ascii="Palatino Linotype" w:hAnsi="Palatino Linotype"/>
-          <w:color w:val="000000"/>
-          <w:sz w:val="20"/>
-          <w:szCs w:val="20"/>
-        </w:rPr>
-        <w:t xml:space="preserve"> avena y almendra. </w:t>
-      </w:r>
-      <w:r>
-        <w:rPr>
-          <w:rFonts w:ascii="Palatino Linotype" w:hAnsi="Palatino Linotype"/>
-          <w:color w:val="000000"/>
-          <w:sz w:val="20"/>
-          <w:szCs w:val="20"/>
-        </w:rPr>
-        <w:t>No se</w:t>
-      </w:r>
-      <w:r>
-        <w:rPr>
-          <w:rFonts w:ascii="Palatino Linotype" w:hAnsi="Palatino Linotype"/>
-          <w:color w:val="000000"/>
-          <w:sz w:val="20"/>
-          <w:szCs w:val="20"/>
-        </w:rPr>
-        <w:t xml:space="preserve"> encontraron diferencias significativas en energía, grasas totales ni azúcares. El </w:t>
+        <w:t xml:space="preserve"> nutricional estandarizado para poder evaluar el perfil nutricional global de las bebidas analizadas. Los resultados indicaron diferencias significativas en el contenido proteico y grasas saturadas. Las bebidas de soja mostraron un contenido proteico muy similar al de la leche de vaca, al contrario de las bebidas de avena y almendra, que presentaron valores inferiores. Por su lado, la leche de vaca presentó un contenido significativamente mayor de grasas saturadas frente a las bebidas de avena y almendra. No se encontraron diferencias significativas en energía, grasas totales ni azúcares. El </w:t>
       </w:r>
       <w:proofErr w:type="spellStart"/>
       <w:r>
@@ -682,151 +124,7 @@
           <w:sz w:val="20"/>
           <w:szCs w:val="20"/>
         </w:rPr>
-        <w:t xml:space="preserve"> nutricional resumió el perfil global</w:t>
-      </w:r>
-      <w:r>
-        <w:rPr>
-          <w:rFonts w:ascii="Palatino Linotype" w:hAnsi="Palatino Linotype"/>
-          <w:color w:val="000000"/>
-          <w:sz w:val="20"/>
-          <w:szCs w:val="20"/>
-        </w:rPr>
-        <w:t xml:space="preserve"> de los productos analizados</w:t>
-      </w:r>
-      <w:r>
-        <w:rPr>
-          <w:rFonts w:ascii="Palatino Linotype" w:hAnsi="Palatino Linotype"/>
-          <w:color w:val="000000"/>
-          <w:sz w:val="20"/>
-          <w:szCs w:val="20"/>
-        </w:rPr>
-        <w:t xml:space="preserve">, </w:t>
-      </w:r>
-      <w:r>
-        <w:rPr>
-          <w:rFonts w:ascii="Palatino Linotype" w:hAnsi="Palatino Linotype"/>
-          <w:color w:val="000000"/>
-          <w:sz w:val="20"/>
-          <w:szCs w:val="20"/>
-        </w:rPr>
-        <w:t>pero</w:t>
-      </w:r>
-      <w:r>
-        <w:rPr>
-          <w:rFonts w:ascii="Palatino Linotype" w:hAnsi="Palatino Linotype"/>
-          <w:color w:val="000000"/>
-          <w:sz w:val="20"/>
-          <w:szCs w:val="20"/>
-        </w:rPr>
-        <w:t xml:space="preserve"> sin diferencias significativas entre categorías. En </w:t>
-      </w:r>
-      <w:r>
-        <w:rPr>
-          <w:rFonts w:ascii="Palatino Linotype" w:hAnsi="Palatino Linotype"/>
-          <w:color w:val="000000"/>
-          <w:sz w:val="20"/>
-          <w:szCs w:val="20"/>
-        </w:rPr>
-        <w:t>conclusión</w:t>
-      </w:r>
-      <w:r>
-        <w:rPr>
-          <w:rFonts w:ascii="Palatino Linotype" w:hAnsi="Palatino Linotype"/>
-          <w:color w:val="000000"/>
-          <w:sz w:val="20"/>
-          <w:szCs w:val="20"/>
-        </w:rPr>
-        <w:t xml:space="preserve">, las bebidas vegetales no constituyen un grupo </w:t>
-      </w:r>
-      <w:r>
-        <w:rPr>
-          <w:rFonts w:ascii="Palatino Linotype" w:hAnsi="Palatino Linotype"/>
-          <w:color w:val="000000"/>
-          <w:sz w:val="20"/>
-          <w:szCs w:val="20"/>
-        </w:rPr>
-        <w:t xml:space="preserve">nutricional </w:t>
-      </w:r>
-      <w:r>
-        <w:rPr>
-          <w:rFonts w:ascii="Palatino Linotype" w:hAnsi="Palatino Linotype"/>
-          <w:color w:val="000000"/>
-          <w:sz w:val="20"/>
-          <w:szCs w:val="20"/>
-        </w:rPr>
-        <w:t>homogéneo</w:t>
-      </w:r>
-      <w:r>
-        <w:rPr>
-          <w:rFonts w:ascii="Palatino Linotype" w:hAnsi="Palatino Linotype"/>
-          <w:color w:val="000000"/>
-          <w:sz w:val="20"/>
-          <w:szCs w:val="20"/>
-        </w:rPr>
-        <w:t xml:space="preserve"> </w:t>
-      </w:r>
-      <w:r>
-        <w:rPr>
-          <w:rFonts w:ascii="Palatino Linotype" w:hAnsi="Palatino Linotype"/>
-          <w:color w:val="000000"/>
-          <w:sz w:val="20"/>
-          <w:szCs w:val="20"/>
-        </w:rPr>
-        <w:t xml:space="preserve">y su </w:t>
-      </w:r>
-      <w:r>
-        <w:rPr>
-          <w:rFonts w:ascii="Palatino Linotype" w:hAnsi="Palatino Linotype"/>
-          <w:color w:val="000000"/>
-          <w:sz w:val="20"/>
-          <w:szCs w:val="20"/>
-        </w:rPr>
-        <w:t>valor nutricional depende</w:t>
-      </w:r>
-      <w:r>
-        <w:rPr>
-          <w:rFonts w:ascii="Palatino Linotype" w:hAnsi="Palatino Linotype"/>
-          <w:color w:val="000000"/>
-          <w:sz w:val="20"/>
-          <w:szCs w:val="20"/>
-        </w:rPr>
-        <w:t xml:space="preserve"> </w:t>
-      </w:r>
-      <w:r>
-        <w:rPr>
-          <w:rFonts w:ascii="Palatino Linotype" w:hAnsi="Palatino Linotype"/>
-          <w:color w:val="000000"/>
-          <w:sz w:val="20"/>
-          <w:szCs w:val="20"/>
-        </w:rPr>
-        <w:t>tanto del</w:t>
-      </w:r>
-      <w:r>
-        <w:rPr>
-          <w:rFonts w:ascii="Palatino Linotype" w:hAnsi="Palatino Linotype"/>
-          <w:color w:val="000000"/>
-          <w:sz w:val="20"/>
-          <w:szCs w:val="20"/>
-        </w:rPr>
-        <w:t xml:space="preserve"> tipo de bebida </w:t>
-      </w:r>
-      <w:r>
-        <w:rPr>
-          <w:rFonts w:ascii="Palatino Linotype" w:hAnsi="Palatino Linotype"/>
-          <w:color w:val="000000"/>
-          <w:sz w:val="20"/>
-          <w:szCs w:val="20"/>
-        </w:rPr>
-        <w:t xml:space="preserve">como </w:t>
-      </w:r>
-      <w:r>
-        <w:rPr>
-          <w:rFonts w:ascii="Palatino Linotype" w:hAnsi="Palatino Linotype"/>
-          <w:color w:val="000000"/>
-          <w:sz w:val="20"/>
-          <w:szCs w:val="20"/>
-        </w:rPr>
-        <w:t>de su formulación.</w:t>
+        <w:t xml:space="preserve"> nutricional resumió el perfil global de los productos analizados, pero sin diferencias significativas entre categorías. En conclusión, las bebidas vegetales no constituyen un grupo nutricional homogéneo y su valor nutricional depende tanto del tipo de bebida como de su formulación.</w:t>
       </w:r>
     </w:p>
     <w:p>
@@ -867,16 +165,7 @@
           <w:sz w:val="20"/>
           <w:szCs w:val="20"/>
         </w:rPr>
-        <w:t xml:space="preserve">bebidas vegetales; leche de vaca; </w:t>
-      </w:r>
-      <w:r>
-        <w:rPr>
-          <w:rFonts w:ascii="Palatino Linotype" w:hAnsi="Palatino Linotype"/>
-          <w:color w:val="000000"/>
-          <w:sz w:val="20"/>
-          <w:szCs w:val="20"/>
-        </w:rPr>
-        <w:t xml:space="preserve">Open </w:t>
+        <w:t xml:space="preserve">bebidas vegetales; leche de vaca; Open </w:t>
       </w:r>
       <w:proofErr w:type="spellStart"/>
       <w:r>
@@ -916,16 +205,7 @@
           <w:sz w:val="20"/>
           <w:szCs w:val="20"/>
         </w:rPr>
-        <w:t xml:space="preserve">; </w:t>
-      </w:r>
-      <w:r>
-        <w:rPr>
-          <w:rFonts w:ascii="Palatino Linotype" w:hAnsi="Palatino Linotype"/>
-          <w:color w:val="000000"/>
-          <w:sz w:val="20"/>
-          <w:szCs w:val="20"/>
-        </w:rPr>
-        <w:t xml:space="preserve">composición nutricional; </w:t>
+        <w:t xml:space="preserve">; composición nutricional; </w:t>
       </w:r>
       <w:proofErr w:type="spellStart"/>
       <w:r>
@@ -2019,7 +1299,6 @@
     <w:name w:val="Normal (Web)"/>
     <w:basedOn w:val="Normal"/>
     <w:uiPriority w:val="99"/>
-    <w:semiHidden/>
     <w:unhideWhenUsed/>
     <w:rsid w:val="00A277F3"/>
     <w:pPr>
